--- a/lens_program/6_LENS_Recruitment_Email.docx
+++ b/lens_program/6_LENS_Recruitment_Email.docx
@@ -79,7 +79,7 @@
         <w:pStyle w:val="BodyText"/>
       </w:pPr>
       <w:r>
-        <w:t xml:space="preserve">LENS treats human capability as a systems engineering problem. Across healthcare, defense, and education, the question is the same: what must people be able to do for the system to deliver its impact, and how do you design, measure, and sustain that at speed and scale? Our graduates learn to answer it with decision-grade evidence, not opinions about training.</w:t>
+        <w:t xml:space="preserve">LENS treats human capability as a systems engineering problem. Across healthcare, aviation, defense, energy, and public systems, the question is the same: what must people be able to do for the system to deliver its impact, and how do you design, measure, and sustain that at speed and scale? Our graduates learn to answer it with decision-grade evidence, not opinions about training.</w:t>
       </w:r>
     </w:p>
     <w:p>
@@ -191,7 +191,7 @@
         <w:pStyle w:val="BodyText"/>
       </w:pPr>
       <w:r>
-        <w:t xml:space="preserve">The premise is simple to state. Every complex system depends on what people can do inside it, that dependency is measurable and designable, and it is too important to leave to chance. LENS prepares practitioners to engineer it: to define capability requirements, build evidence-based interventions, measure their operational impact, and sustain them across the system lifecycle, in healthcare, defense, and education alike.</w:t>
+        <w:t xml:space="preserve">The premise is simple to state. Every complex system depends on what people can do inside it, that dependency is measurable and designable, and it is too important to leave to chance. LENS prepares practitioners to engineer it: to define capability requirements, build evidence-based interventions, measure their operational impact, and sustain them across the system lifecycle, in high-consequence domains: those where the cost of a capability gap is paid by people who did not choose the risk, and does not undo.</w:t>
       </w:r>
     </w:p>
     <w:p>
@@ -281,7 +281,7 @@
         <w:t xml:space="preserve"> </w:t>
       </w:r>
       <w:r>
-        <w:t xml:space="preserve">language against current admissions copy; confirm the email address and that capabilitymatters.org is live. Per program convention, defense is named as one domain among three, never the primary one.</w:t>
+        <w:t xml:space="preserve">language against current admissions copy; confirm the email address and that capabilitymatters.org is live. Per doc 2 §1 (v2.4), LENS works in high-consequence domains, illustrated by a representative seven; defense is one of them and never the primary one. The illustrative cut in this email is five rather than seven: a list reads as a category at five and as an inventory at seven.</w:t>
       </w:r>
     </w:p>
     <w:sectPr/>
@@ -755,37 +755,31 @@
   <w:style w:default="1" w:styleId="Table" w:type="table">
     <w:name w:val="Table"/>
     <w:basedOn w:val="TableNormal"/>
+    <w:semiHidden/>
+    <w:unhideWhenUsed/>
     <w:qFormat/>
     <w:tblPr>
       <w:tblInd w:type="dxa" w:w="0"/>
-      <w:tblBorders>
-        <w:top w:color="BFBFBF" w:space="0" w:sz="4" w:val="single"/>
-        <w:left w:color="BFBFBF" w:space="0" w:sz="4" w:val="single"/>
-        <w:bottom w:color="BFBFBF" w:space="0" w:sz="4" w:val="single"/>
-        <w:right w:color="BFBFBF" w:space="0" w:sz="4" w:val="single"/>
-        <w:insideH w:color="BFBFBF" w:space="0" w:sz="4" w:val="single"/>
-        <w:insideV w:color="BFBFBF" w:space="0" w:sz="4" w:val="single"/>
-      </w:tblBorders>
       <w:tblCellMar>
-        <w:top w:type="dxa" w:w="40"/>
+        <w:top w:type="dxa" w:w="0"/>
         <w:left w:type="dxa" w:w="108"/>
-        <w:bottom w:type="dxa" w:w="40"/>
+        <w:bottom w:type="dxa" w:w="0"/>
         <w:right w:type="dxa" w:w="108"/>
       </w:tblCellMar>
     </w:tblPr>
     <w:tblStylePr w:type="firstRow">
-      <w:rPr>
-        <w:b/>
-        <w:color w:val="FFFFFF"/>
-      </w:rPr>
+      <w:tblPr>
+        <w:jc w:val="left"/>
+        <w:tblInd w:type="dxa" w:w="0"/>
+      </w:tblPr>
+      <w:trPr>
+        <w:jc w:val="left"/>
+      </w:trPr>
       <w:tcPr>
-        <w:shd w:color="auto" w:fill="1F3B63" w:val="clear"/>
-        <w:vAlign w:val="center"/>
-      </w:tcPr>
-    </w:tblStylePr>
-    <w:tblStylePr w:type="band1Horz">
-      <w:tcPr>
-        <w:shd w:color="auto" w:fill="EEF2F7" w:val="clear"/>
+        <w:vAlign w:val="bottom"/>
+        <w:tcBorders>
+          <w:bottom w:val="single"/>
+        </w:tcBorders>
       </w:tcPr>
     </w:tblStylePr>
   </w:style>
@@ -1142,7 +1136,7 @@
         <a:srgbClr val="EEECE1"/>
       </a:lt2>
       <a:accent1>
-        <a:srgbClr val="1F3B63"/>
+        <a:srgbClr val="4F81BD"/>
       </a:accent1>
       <a:accent2>
         <a:srgbClr val="C0504D"/>

--- a/lens_program/6_LENS_Recruitment_Email.docx
+++ b/lens_program/6_LENS_Recruitment_Email.docx
@@ -71,7 +71,7 @@
         <w:pStyle w:val="BodyText"/>
       </w:pPr>
       <w:r>
-        <w:t xml:space="preserve">We are launching LENS, Learning Engineering for Next-Generation Systems, a new specialization within the Johns Hopkins School of Education’s Master of Education in Learning Design and Technology. It starts in August 2026, online and part-time, built for working professionals.</w:t>
+        <w:t xml:space="preserve">We are launching LENS, Learning Engineering for Next-Generation Systems, a new concentration within the Johns Hopkins School of Education’s Master of Education in Learning Design and Technology. It starts in August 2026, online and part-time, built for working professionals.</w:t>
       </w:r>
     </w:p>
     <w:p>
@@ -87,7 +87,7 @@
         <w:pStyle w:val="BodyText"/>
       </w:pPr>
       <w:r>
-        <w:t xml:space="preserve">The specialization is built around five competencies: seeing the whole system, building and refining interventions iteratively, showing what works through measurement, making solutions survive real-world constraints, and teaming effectively with AI. You can find the full competency framework and curriculum in the materials attached.</w:t>
+        <w:t xml:space="preserve">The concentration is built around five competencies: seeing the whole system, building and refining interventions iteratively, showing what works through measurement, making solutions survive real-world constraints, and teaming effectively with AI. You can find the full competency framework and curriculum in the materials attached.</w:t>
       </w:r>
     </w:p>
     <w:p>
@@ -159,7 +159,7 @@
         <w:pStyle w:val="BodyText"/>
       </w:pPr>
       <w:r>
-        <w:t xml:space="preserve">Subject: New at Johns Hopkins: a Learning Engineering specialization (Fall 2026)</w:t>
+        <w:t xml:space="preserve">Subject: New at Johns Hopkins: a Learning Engineering concentration (Fall 2026)</w:t>
       </w:r>
     </w:p>
     <w:p>
@@ -175,15 +175,15 @@
         <w:pStyle w:val="BodyText"/>
       </w:pPr>
       <w:r>
-        <w:t xml:space="preserve">I am writing to share a new graduate specialization that may interest you or people in your network.</w:t>
-      </w:r>
-    </w:p>
-    <w:p>
-      <w:pPr>
-        <w:pStyle w:val="BodyText"/>
-      </w:pPr>
-      <w:r>
-        <w:t xml:space="preserve">This fall, the Johns Hopkins School of Education launches LENS, Learning Engineering for Next-Generation Systems, a specialization within the online Master of Education in Learning Design and Technology. It is part-time and built for working professionals, and it is the first program to bring learning engineering, human systems integration, and high-consequence operational domains together as one discipline.</w:t>
+        <w:t xml:space="preserve">I am writing to share a new graduate concentration that may interest you or people in your network.</w:t>
+      </w:r>
+    </w:p>
+    <w:p>
+      <w:pPr>
+        <w:pStyle w:val="BodyText"/>
+      </w:pPr>
+      <w:r>
+        <w:t xml:space="preserve">This fall, the Johns Hopkins School of Education launches LENS, Learning Engineering for Next-Generation Systems, a concentration within the online Master of Education in Learning Design and Technology. It is part-time and built for working professionals, and it is the first program to bring learning engineering, human systems integration, and high-consequence operational domains together as one discipline.</w:t>
       </w:r>
     </w:p>
     <w:p>
@@ -207,7 +207,7 @@
         <w:pStyle w:val="BodyText"/>
       </w:pPr>
       <w:r>
-        <w:t xml:space="preserve">The specialization welcomes two audiences equally: education and training professionals moving toward systems practice, and engineers and technical professionals moving toward learning design. Founding-cohort enrollment is open now for August 2026.</w:t>
+        <w:t xml:space="preserve">The concentration welcomes two audiences equally: education and training professionals moving toward systems practice, and engineers and technical professionals moving toward learning design. Founding-cohort enrollment is open now for August 2026.</w:t>
       </w:r>
     </w:p>
     <w:p>
@@ -746,6 +746,18 @@
     <w:uiPriority w:val="9"/>
     <w:unhideWhenUsed/>
     <w:qFormat/>
+  </w:style>
+  <w:style w:styleId="FootnoteBlockText" w:type="paragraph">
+    <w:name w:val="Footnote Block Text"/>
+    <w:basedOn w:val="Footnote Text"/>
+    <w:next w:val="Footnote Text"/>
+    <w:uiPriority w:val="9"/>
+    <w:unhideWhenUsed/>
+    <w:qFormat/>
+    <w:pPr>
+      <w:spacing w:after="100" w:before="100"/>
+      <w:ind w:firstLine="0" w:left="480" w:right="480"/>
+    </w:pPr>
   </w:style>
   <w:style w:default="1" w:styleId="DefaultParagraphFont" w:type="character">
     <w:name w:val="Default Paragraph Font"/>

--- a/lens_program/6_LENS_Recruitment_Email.docx
+++ b/lens_program/6_LENS_Recruitment_Email.docx
@@ -199,7 +199,7 @@
         <w:pStyle w:val="BodyText"/>
       </w:pPr>
       <w:r>
-        <w:t xml:space="preserve">Graduates demonstrate five competencies: systems analysis, iterative development, test and evaluation, navigating sociotechnical constraints, and machine teaming and adaptation. The program is ten courses and thirty credits, with a capstone run on a real operational problem. Full details, including the competency framework and course map, are attached.</w:t>
+        <w:t xml:space="preserve">Graduates demonstrate five competencies: systems analysis, iterative development, test and evaluation, navigating sociotechnical constraints, and machine teaming and adaptation. The program is a 10-course, 30-credit degree, with a capstone run on a real operational problem. Full details, including the competency framework and course map, are attached.</w:t>
       </w:r>
     </w:p>
     <w:p>

--- a/lens_program/6_LENS_Recruitment_Email.docx
+++ b/lens_program/6_LENS_Recruitment_Email.docx
@@ -23,7 +23,7 @@
         <w:pStyle w:val="BodyText"/>
       </w:pPr>
       <w:r>
-        <w:t xml:space="preserve">Two variants for different audiences. Revised June 2026.</w:t>
+        <w:t xml:space="preserve">Two variants for different audiences. Revised August 2026 (v2.1 competency names and order; human-AI teaming emphasis).</w:t>
       </w:r>
     </w:p>
     <w:p>
@@ -87,7 +87,15 @@
         <w:pStyle w:val="BodyText"/>
       </w:pPr>
       <w:r>
-        <w:t xml:space="preserve">The concentration is built around five competencies: seeing the whole system, building and refining interventions iteratively, showing what works through measurement, making solutions survive real-world constraints, and teaming effectively with AI. You can find the full competency framework and curriculum in the materials attached.</w:t>
+        <w:t xml:space="preserve">The concentration is built around five competencies: seeing the whole system; building and refining interventions iteratively; designing human-system collaboration — including human-AI teaming — that keeps people in command; showing what works through measurement; and making solutions survive real-world constraints. You can find the full competency framework and curriculum in the materials attached.</w:t>
+      </w:r>
+    </w:p>
+    <w:p>
+      <w:pPr>
+        <w:pStyle w:val="BodyText"/>
+      </w:pPr>
+      <w:r>
+        <w:t xml:space="preserve">AI runs through all of it. It is reshaping high-consequence work faster than any technology the field has had to absorb, and LENS treats human-AI teaming as a competency in its own right: a partnership designed to make people more capable while keeping them in command — using AI’s reach without offloading the judgment.</w:t>
       </w:r>
     </w:p>
     <w:p>
@@ -199,7 +207,7 @@
         <w:pStyle w:val="BodyText"/>
       </w:pPr>
       <w:r>
-        <w:t xml:space="preserve">Graduates demonstrate five competencies: systems analysis, iterative development, test and evaluation, navigating sociotechnical constraints, and machine teaming and adaptation. The program is a 10-course, 30-credit degree, with a capstone run on a real operational problem. Full details, including the competency framework and course map, are attached.</w:t>
+        <w:t xml:space="preserve">Graduates demonstrate five competencies: systems analysis, iterative development, human-system collaboration, test and evaluation, and navigating sociotechnical constraints. Human-AI teaming sits inside the third and is treated as a first-class concern, not an add-on: as AI reshapes high-consequence work at unusual speed, LENS trains practitioners to design the partnership so it augments human judgment rather than displacing it. The program is a 10-course, 30-credit degree, with a capstone run on a real operational problem. Full details, including the competency framework and course map, are attached.</w:t>
       </w:r>
     </w:p>
     <w:p>

--- a/lens_program/6_LENS_Recruitment_Email.docx
+++ b/lens_program/6_LENS_Recruitment_Email.docx
@@ -23,7 +23,7 @@
         <w:pStyle w:val="BodyText"/>
       </w:pPr>
       <w:r>
-        <w:t xml:space="preserve">Two variants for different audiences. Revised August 2026 (v2.1 competency names and order; human-AI teaming emphasis).</w:t>
+        <w:t xml:space="preserve">Two variants for different audiences. Revised August 2026 (v2.1 competency names and order; all seven domains named; human-AI teaming placed within human-system collaboration).</w:t>
       </w:r>
     </w:p>
     <w:p>
@@ -79,23 +79,15 @@
         <w:pStyle w:val="BodyText"/>
       </w:pPr>
       <w:r>
-        <w:t xml:space="preserve">LENS treats human capability as a systems engineering problem. Across healthcare, aviation, defense, energy, and public systems, the question is the same: what must people be able to do for the system to deliver its impact, and how do you design, measure, and sustain that at speed and scale? Our graduates learn to answer it with decision-grade evidence, not opinions about training.</w:t>
-      </w:r>
-    </w:p>
-    <w:p>
-      <w:pPr>
-        <w:pStyle w:val="BodyText"/>
-      </w:pPr>
-      <w:r>
-        <w:t xml:space="preserve">The concentration is built around five competencies: seeing the whole system; building and refining interventions iteratively; designing human-system collaboration — including human-AI teaming — that keeps people in command; showing what works through measurement; and making solutions survive real-world constraints. You can find the full competency framework and curriculum in the materials attached.</w:t>
-      </w:r>
-    </w:p>
-    <w:p>
-      <w:pPr>
-        <w:pStyle w:val="BodyText"/>
-      </w:pPr>
-      <w:r>
-        <w:t xml:space="preserve">AI runs through all of it. It is reshaping high-consequence work faster than any technology the field has had to absorb, and LENS treats human-AI teaming as a competency in its own right: a partnership designed to make people more capable while keeping them in command — using AI’s reach without offloading the judgment.</w:t>
+        <w:t xml:space="preserve">LENS treats human capability as a systems engineering problem. Across the high-consequence domains where LENS works — healthcare and patient safety, education and training, aviation and aerospace, defense and national security, industry and energy, disaster prevention and recovery, and algorithms and public systems — the question is the same: what must people be able to do for the system to deliver its impact, and how do you design, measure, and sustain that at speed and scale? Our graduates learn to answer it with decision-grade evidence, not opinions about training.</w:t>
+      </w:r>
+    </w:p>
+    <w:p>
+      <w:pPr>
+        <w:pStyle w:val="BodyText"/>
+      </w:pPr>
+      <w:r>
+        <w:t xml:space="preserve">The concentration is built around five competencies: seeing the whole system; building and refining interventions iteratively; designing human-system collaboration that keeps people in command; showing what works through measurement; and making solutions survive real-world constraints. Human-AI teaming lives inside that third competency: a partnership designed so the tools make people more capable, never a substitute for their judgment. You can find the full competency framework and curriculum in the materials attached.</w:t>
       </w:r>
     </w:p>
     <w:p>
@@ -207,7 +199,7 @@
         <w:pStyle w:val="BodyText"/>
       </w:pPr>
       <w:r>
-        <w:t xml:space="preserve">Graduates demonstrate five competencies: systems analysis, iterative development, human-system collaboration, test and evaluation, and navigating sociotechnical constraints. Human-AI teaming sits inside the third and is treated as a first-class concern, not an add-on: as AI reshapes high-consequence work at unusual speed, LENS trains practitioners to design the partnership so it augments human judgment rather than displacing it. The program is a 10-course, 30-credit degree, with a capstone run on a real operational problem. Full details, including the competency framework and course map, are attached.</w:t>
+        <w:t xml:space="preserve">Graduates demonstrate five competencies: systems analysis, iterative development, human-system collaboration, test and evaluation, and navigating sociotechnical constraints. Human-AI teaming lives inside the third: practitioners learn to design the partnership so it augments human judgment and keeps people in command rather than displacing them. The program is a 10-course, 30-credit degree, with a capstone run on a real operational problem. Full details, including the competency framework and course map, are attached.</w:t>
       </w:r>
     </w:p>
     <w:p>
@@ -289,7 +281,7 @@
         <w:t xml:space="preserve"> </w:t>
       </w:r>
       <w:r>
-        <w:t xml:space="preserve">language against current admissions copy; confirm the email address and that capabilitymatters.org is live. Per doc 2 §1 (v2.4), LENS works in high-consequence domains, illustrated by a representative seven; defense is one of them and never the primary one. The illustrative cut in this email is five rather than seven: a list reads as a category at five and as an inventory at seven.</w:t>
+        <w:t xml:space="preserve">language against current admissions copy; confirm the email address and that capabilitymatters.org is live. Per doc 2 §1 (v2.4), LENS works in high-consequence domains, illustrated by a representative seven; defense is one of them and never the primary one. This email names all seven, in the casebook’s order; education appears both as a domain on that list and as the discipline LENS works from.</w:t>
       </w:r>
     </w:p>
     <w:sectPr/>
